--- a/縣府案件/01_115年度營運計畫書審查意見回復對照表.docx
+++ b/縣府案件/01_115年度營運計畫書審查意見回復對照表.docx
@@ -393,7 +393,7 @@
                 <w:sz w:val="20"/>
                 <w:szCs w:val="20"/>
               </w:rPr>
-              <w:t xml:space="preserve">票券應載明預付型交易履約保障機制及逾保障期間履約責任；預售票券不得記載使用期限</w:t>
+              <w:t xml:space="preserve">票券應載明預付型交易履約保障機制及逾保障期間履約責任;預售票券不得記載使用期限</w:t>
             </w:r>
           </w:p>
         </w:tc>
@@ -417,17 +417,17 @@
                 <w:sz w:val="20"/>
                 <w:szCs w:val="20"/>
               </w:rPr>
-              <w:t xml:space="preserve">❌ </w:t>
-            </w:r>
-            <w:r>
-              <w:rPr>
-                <w:rFonts w:ascii="Microsoft JhengHei" w:cs="Microsoft JhengHei" w:eastAsia="Microsoft JhengHei" w:hAnsi="Microsoft JhengHei"/>
-                <w:b/>
-                <w:bCs/>
-                <w:sz w:val="20"/>
-                <w:szCs w:val="20"/>
-              </w:rPr>
-              <w:t xml:space="preserve">尚未回應；須在「A 建立保障」或「B 停售預售票」二擇一（最優先）。12A／12B 函稿及 A、B 決策說明影片二支均已備妥（115/8/29），待業主定案即可發文</w:t>
+              <w:t xml:space="preserve">⏸ </w:t>
+            </w:r>
+            <w:r>
+              <w:rPr>
+                <w:rFonts w:ascii="Microsoft JhengHei" w:cs="Microsoft JhengHei" w:eastAsia="Microsoft JhengHei" w:hAnsi="Microsoft JhengHei"/>
+                <w:b/>
+                <w:bCs/>
+                <w:sz w:val="20"/>
+                <w:szCs w:val="20"/>
+              </w:rPr>
+              <w:t xml:space="preserve">業主 115/8/30 指示:俟本公司提付仲裁後再決定 A/B(12A/12B 函稿已備妥)。⚠️ 消保法按次處罰不因仲裁程序而停止,風險仍在累積</w:t>
             </w:r>
           </w:p>
         </w:tc>
@@ -847,7 +847,7 @@
                 <w:sz w:val="20"/>
                 <w:szCs w:val="20"/>
               </w:rPr>
-              <w:t xml:space="preserve">七、回饋事項分項 1：補充 114 年度辦理情形及佐證文件</w:t>
+              <w:t xml:space="preserve">七、回饋事項分項 1:補充 114 年度辦理情形及佐證文件</w:t>
             </w:r>
           </w:p>
         </w:tc>
@@ -871,7 +871,7 @@
                 <w:sz w:val="20"/>
                 <w:szCs w:val="20"/>
               </w:rPr>
-              <w:t xml:space="preserve">❌ 尚未補充</w:t>
+              <w:t xml:space="preserve">✅ 已敘明:額度為縣府保留,114 年度縣府未提出借用需求;本公司主動配合場次已列明</w:t>
             </w:r>
           </w:p>
         </w:tc>
@@ -995,7 +995,7 @@
                 <w:sz w:val="20"/>
                 <w:szCs w:val="20"/>
               </w:rPr>
-              <w:t xml:space="preserve">七、回饋事項分項 5：補充佐證文件</w:t>
+              <w:t xml:space="preserve">七、回饋事項分項 5:補充佐證文件</w:t>
             </w:r>
           </w:p>
         </w:tc>
@@ -1019,7 +1019,7 @@
                 <w:sz w:val="20"/>
                 <w:szCs w:val="20"/>
               </w:rPr>
-              <w:t xml:space="preserve">⚠️ 待補佐證</w:t>
+              <w:t xml:space="preserve">✅ 已敘明:改以捐款方式辦理,受贈公益團體由本公司自行選定(每年 30 萬元);已附向日葵協會收據</w:t>
             </w:r>
           </w:p>
         </w:tc>
@@ -1069,7 +1069,7 @@
                 <w:sz w:val="20"/>
                 <w:szCs w:val="20"/>
               </w:rPr>
-              <w:t xml:space="preserve">七、回饋事項分項 6：補充 114 年度辦理情形及佐證文件</w:t>
+              <w:t xml:space="preserve">七、回饋事項分項 6:補充 114 年度辦理情形及佐證文件</w:t>
             </w:r>
           </w:p>
         </w:tc>
@@ -1093,7 +1093,7 @@
                 <w:sz w:val="20"/>
                 <w:szCs w:val="20"/>
               </w:rPr>
-              <w:t xml:space="preserve">❌ 尚未補充</w:t>
+              <w:t xml:space="preserve">⚠️ 業主說明:係以小型活動方式辦理惟未留存紀錄,活動紀錄重建中</w:t>
             </w:r>
           </w:p>
         </w:tc>
@@ -1143,7 +1143,7 @@
                 <w:sz w:val="20"/>
                 <w:szCs w:val="20"/>
               </w:rPr>
-              <w:t xml:space="preserve">七、回饋事項分項 7：補充附件一員工及勞報資料</w:t>
+              <w:t xml:space="preserve">七、回饋事項分項 7:補充附件一員工及勞報資料</w:t>
             </w:r>
           </w:p>
         </w:tc>
@@ -1167,7 +1167,7 @@
                 <w:sz w:val="20"/>
                 <w:szCs w:val="20"/>
               </w:rPr>
-              <w:t xml:space="preserve">⚠️ 待確認附件</w:t>
+              <w:t xml:space="preserve">✅ 已檢附:員工及勞保資料業已交付縣府(業主 115/8/30 確認)</w:t>
             </w:r>
           </w:p>
         </w:tc>
@@ -1217,7 +1217,7 @@
                 <w:sz w:val="20"/>
                 <w:szCs w:val="20"/>
               </w:rPr>
-              <w:t xml:space="preserve">契約第 5.8 條：檢附委託第三人經營之委託契約作為附件</w:t>
+              <w:t xml:space="preserve">契約第 5.8 條:檢附委託第三人經營之委託契約作為附件</w:t>
             </w:r>
           </w:p>
         </w:tc>
@@ -1241,7 +1241,7 @@
                 <w:sz w:val="20"/>
                 <w:szCs w:val="20"/>
               </w:rPr>
-              <w:t xml:space="preserve">⚠️ 待確認</w:t>
+              <w:t xml:space="preserve">✅ 已檢附:委託契約業已交付縣府(業主 115/8/30 確認)</w:t>
             </w:r>
           </w:p>
         </w:tc>
@@ -1272,7 +1272,7 @@
           <w:sz w:val="21"/>
           <w:szCs w:val="21"/>
         </w:rPr>
-        <w:t xml:space="preserve">：已修正 6 項、已具備 1 項、部分修正／待確認 4 項、尚未回應 3 項。</w:t>
+        <w:t xml:space="preserve">(115/8/30 修訂):已修正/已敘明/已檢附 11 項、部分修正 1 項(1-2)、紀錄重建中 1 項(6-4)、另案處理 1 項(1-3,俟提付仲裁後決定)。</w:t>
       </w:r>
     </w:p>
     <w:p>
@@ -2745,6 +2745,68 @@
                 <w:sz w:val="20"/>
                 <w:szCs w:val="20"/>
               </w:rPr>
+              <w:t xml:space="preserve">業主指示(115/8/30)</w:t>
+            </w:r>
+          </w:p>
+        </w:tc>
+        <w:tc>
+          <w:tcPr>
+            <w:tcW w:type="dxa" w:w="7602"/>
+            <w:tcMar>
+              <w:top w:type="dxa" w:w="60"/>
+              <w:left w:type="dxa" w:w="100"/>
+              <w:bottom w:type="dxa" w:w="60"/>
+              <w:right w:type="dxa" w:w="100"/>
+            </w:tcMar>
+          </w:tcPr>
+          <w:p>
+            <w:pPr>
+              <w:spacing w:after="20" w:before="20"/>
+            </w:pPr>
+            <w:r>
+              <w:rPr>
+                <w:rFonts w:ascii="Microsoft JhengHei" w:cs="Microsoft JhengHei" w:eastAsia="Microsoft JhengHei" w:hAnsi="Microsoft JhengHei"/>
+                <w:b/>
+                <w:bCs/>
+                <w:sz w:val="20"/>
+                <w:szCs w:val="20"/>
+              </w:rPr>
+              <w:t xml:space="preserve">俟本公司提付仲裁後,再決定方案 A(建立履約保障)或方案 B(停售預售票券)。</w:t>
+            </w:r>
+            <w:r>
+              <w:rPr>
+                <w:rFonts w:ascii="Microsoft JhengHei" w:cs="Microsoft JhengHei" w:eastAsia="Microsoft JhengHei" w:hAnsi="Microsoft JhengHei"/>
+                <w:sz w:val="20"/>
+                <w:szCs w:val="20"/>
+              </w:rPr>
+              <w:t xml:space="preserve"> 12A/12B 函稿及 A/B 說明影片均已備妥,定案後即可發文。</w:t>
+            </w:r>
+          </w:p>
+        </w:tc>
+      </w:tr>
+      <w:tr>
+        <w:tc>
+          <w:tcPr>
+            <w:tcW w:type="dxa" w:w="2144"/>
+            <w:tcMar>
+              <w:top w:type="dxa" w:w="60"/>
+              <w:left w:type="dxa" w:w="100"/>
+              <w:bottom w:type="dxa" w:w="60"/>
+              <w:right w:type="dxa" w:w="100"/>
+            </w:tcMar>
+          </w:tcPr>
+          <w:p>
+            <w:pPr>
+              <w:spacing w:after="20" w:before="20"/>
+            </w:pPr>
+            <w:r>
+              <w:rPr>
+                <w:rFonts w:ascii="Microsoft JhengHei" w:cs="Microsoft JhengHei" w:eastAsia="Microsoft JhengHei" w:hAnsi="Microsoft JhengHei"/>
+                <w:b/>
+                <w:bCs/>
+                <w:sz w:val="20"/>
+                <w:szCs w:val="20"/>
+              </w:rPr>
               <w:t xml:space="preserve">狀態</w:t>
             </w:r>
           </w:p>
@@ -2769,17 +2831,17 @@
                 <w:sz w:val="20"/>
                 <w:szCs w:val="20"/>
               </w:rPr>
-              <w:t xml:space="preserve">❌ </w:t>
-            </w:r>
-            <w:r>
-              <w:rPr>
-                <w:rFonts w:ascii="Microsoft JhengHei" w:cs="Microsoft JhengHei" w:eastAsia="Microsoft JhengHei" w:hAnsi="Microsoft JhengHei"/>
-                <w:b/>
-                <w:bCs/>
-                <w:sz w:val="20"/>
-                <w:szCs w:val="20"/>
-              </w:rPr>
-              <w:t xml:space="preserve">尚未回應；且業主已決定不續辦履約保障，須先在 A、B 之間定案</w:t>
+              <w:t xml:space="preserve">⏸ </w:t>
+            </w:r>
+            <w:r>
+              <w:rPr>
+                <w:rFonts w:ascii="Microsoft JhengHei" w:cs="Microsoft JhengHei" w:eastAsia="Microsoft JhengHei" w:hAnsi="Microsoft JhengHei"/>
+                <w:b/>
+                <w:bCs/>
+                <w:sz w:val="20"/>
+                <w:szCs w:val="20"/>
+              </w:rPr>
+              <w:t xml:space="preserve">另案處理:俟提付仲裁後定案 A/B</w:t>
             </w:r>
           </w:p>
         </w:tc>
@@ -2807,7 +2869,7 @@
           <w:sz w:val="21"/>
           <w:szCs w:val="21"/>
         </w:rPr>
-        <w:t xml:space="preserve">內部提醒</w:t>
+        <w:t xml:space="preserve">內部提醒(115/8/30 更新)</w:t>
       </w:r>
       <w:r>
         <w:rPr>
@@ -2815,7 +2877,7 @@
           <w:sz w:val="21"/>
           <w:szCs w:val="21"/>
         </w:rPr>
-        <w:t xml:space="preserve">：本項為整份審查意見中唯一涉及</w:t>
+        <w:t xml:space="preserve">:本項為整份審查意見中唯一涉及</w:t>
       </w:r>
       <w:r>
         <w:rPr>
@@ -2833,7 +2895,7 @@
           <w:sz w:val="21"/>
           <w:szCs w:val="21"/>
         </w:rPr>
-        <w:t xml:space="preserve">者，其餘均為期程或格式。</w:t>
+        <w:t xml:space="preserve">者。業主已指示俟提付仲裁後再決定 A/B。</w:t>
       </w:r>
       <w:r>
         <w:rPr>
@@ -2843,7 +2905,7 @@
           <w:sz w:val="21"/>
           <w:szCs w:val="21"/>
         </w:rPr>
-        <w:t xml:space="preserve">建議於 115/9/16 評估會前先行決定 A 或 B 並書面函知縣府，載明具體時程</w:t>
+        <w:t xml:space="preserve">須知悉之風險</w:t>
       </w:r>
       <w:r>
         <w:rPr>
@@ -2851,7 +2913,25 @@
           <w:sz w:val="21"/>
           <w:szCs w:val="21"/>
         </w:rPr>
-        <w:t xml:space="preserve">——即使選 B（停售），只要有明確決定與時程，於評估項次 5「缺失違約情形」中即可呈現改善作為；維持不決定則持續累加罰鍰且無從辯解。</w:t>
+        <w:t xml:space="preserve">:①消保法按次處罰係縣府法定職權,與契約仲裁程序並行不悖(見爭點 9),裁罰不因提付仲裁而停止,已累計 33 萬元,下次法定區間 5~50 萬元;②9/15-16 評估會項次 5「缺失及改善情形」屆時將無具體改善方案可呈,恐影響評分。建議於仲裁提付後</w:t>
+      </w:r>
+      <w:r>
+        <w:rPr>
+          <w:rFonts w:ascii="Microsoft JhengHei" w:cs="Microsoft JhengHei" w:eastAsia="Microsoft JhengHei" w:hAnsi="Microsoft JhengHei"/>
+          <w:b/>
+          <w:bCs/>
+          <w:sz w:val="21"/>
+          <w:szCs w:val="21"/>
+        </w:rPr>
+        <w:t xml:space="preserve">儘速</w:t>
+      </w:r>
+      <w:r>
+        <w:rPr>
+          <w:rFonts w:ascii="Microsoft JhengHei" w:cs="Microsoft JhengHei" w:eastAsia="Microsoft JhengHei" w:hAnsi="Microsoft JhengHei"/>
+          <w:sz w:val="21"/>
+          <w:szCs w:val="21"/>
+        </w:rPr>
+        <w:t xml:space="preserve">定案發文,並於評估會中先口頭說明「改善方案研議中、將於○日內函報」以爭取改善作為之呈現。</w:t>
       </w:r>
     </w:p>
     <w:p>
@@ -4628,7 +4708,7 @@
                 <w:sz w:val="20"/>
                 <w:szCs w:val="20"/>
               </w:rPr>
-              <w:t xml:space="preserve">現況</w:t>
+              <w:t xml:space="preserve">本公司回復(業主 115/8/30 確認)</w:t>
             </w:r>
           </w:p>
         </w:tc>
@@ -4652,25 +4732,67 @@
                 <w:sz w:val="20"/>
                 <w:szCs w:val="20"/>
               </w:rPr>
-              <w:t xml:space="preserve">計畫書現填「預計辦理 5 次活動」，係 115 年度預計數，</w:t>
-            </w:r>
-            <w:r>
-              <w:rPr>
-                <w:rFonts w:ascii="Microsoft JhengHei" w:cs="Microsoft JhengHei" w:eastAsia="Microsoft JhengHei" w:hAnsi="Microsoft JhengHei"/>
-                <w:b/>
-                <w:bCs/>
-                <w:sz w:val="20"/>
-                <w:szCs w:val="20"/>
-              </w:rPr>
-              <w:t xml:space="preserve">未載 114 年度實際辦理情形</w:t>
-            </w:r>
-            <w:r>
-              <w:rPr>
-                <w:rFonts w:ascii="Microsoft JhengHei" w:cs="Microsoft JhengHei" w:eastAsia="Microsoft JhengHei" w:hAnsi="Microsoft JhengHei"/>
-                <w:sz w:val="20"/>
-                <w:szCs w:val="20"/>
-              </w:rPr>
-              <w:t xml:space="preserve">。</w:t>
+              <w:t xml:space="preserve">本項性質為</w:t>
+            </w:r>
+            <w:r>
+              <w:rPr>
+                <w:rFonts w:ascii="Microsoft JhengHei" w:cs="Microsoft JhengHei" w:eastAsia="Microsoft JhengHei" w:hAnsi="Microsoft JhengHei"/>
+                <w:b/>
+                <w:bCs/>
+                <w:sz w:val="20"/>
+                <w:szCs w:val="20"/>
+              </w:rPr>
+              <w:t xml:space="preserve">額度保留</w:t>
+            </w:r>
+            <w:r>
+              <w:rPr>
+                <w:rFonts w:ascii="Microsoft JhengHei" w:cs="Microsoft JhengHei" w:eastAsia="Microsoft JhengHei" w:hAnsi="Microsoft JhengHei"/>
+                <w:sz w:val="20"/>
+                <w:szCs w:val="20"/>
+              </w:rPr>
+              <w:t xml:space="preserve">:本公司依約每年為縣府保留至少 5 次免費舞台場地使用額度。</w:t>
+            </w:r>
+            <w:r>
+              <w:rPr>
+                <w:rFonts w:ascii="Microsoft JhengHei" w:cs="Microsoft JhengHei" w:eastAsia="Microsoft JhengHei" w:hAnsi="Microsoft JhengHei"/>
+                <w:b/>
+                <w:bCs/>
+                <w:sz w:val="20"/>
+                <w:szCs w:val="20"/>
+              </w:rPr>
+              <w:t xml:space="preserve">114 年度縣府未提出借用需求</w:t>
+            </w:r>
+            <w:r>
+              <w:rPr>
+                <w:rFonts w:ascii="Microsoft JhengHei" w:cs="Microsoft JhengHei" w:eastAsia="Microsoft JhengHei" w:hAnsi="Microsoft JhengHei"/>
+                <w:sz w:val="20"/>
+                <w:szCs w:val="20"/>
+              </w:rPr>
+              <w:t xml:space="preserve">,額度未經動用非可歸責於本公司;本公司凡遇縣府需求均無償配合,114 年度實際配合場次如下:</w:t>
+            </w:r>
+            <w:r>
+              <w:rPr>
+                <w:rFonts w:ascii="Microsoft JhengHei" w:cs="Microsoft JhengHei" w:eastAsia="Microsoft JhengHei" w:hAnsi="Microsoft JhengHei"/>
+                <w:sz w:val="20"/>
+                <w:szCs w:val="20"/>
+              </w:rPr>
+              <w:t xml:space="preserve">1. 2025/5/26 宜蘭有機茶頒獎典禮暨展售媒合會(礁溪劇場,無償提供場地及後勤人力)</w:t>
+            </w:r>
+            <w:r>
+              <w:rPr>
+                <w:rFonts w:ascii="Microsoft JhengHei" w:cs="Microsoft JhengHei" w:eastAsia="Microsoft JhengHei" w:hAnsi="Microsoft JhengHei"/>
+                <w:sz w:val="20"/>
+                <w:szCs w:val="20"/>
+              </w:rPr>
+              <w:t xml:space="preserve">2. 2025/7/16 宜蘭促參案件參訪交流(無償借用)</w:t>
+            </w:r>
+            <w:r>
+              <w:rPr>
+                <w:rFonts w:ascii="Microsoft JhengHei" w:cs="Microsoft JhengHei" w:eastAsia="Microsoft JhengHei" w:hAnsi="Microsoft JhengHei"/>
+                <w:sz w:val="20"/>
+                <w:szCs w:val="20"/>
+              </w:rPr>
+              <w:t xml:space="preserve">3. 2025/9/7 工商旅遊處導覽員專業教育訓練(無償借用,本公司主管授課)</w:t>
             </w:r>
           </w:p>
         </w:tc>
@@ -4698,7 +4820,7 @@
                 <w:sz w:val="20"/>
                 <w:szCs w:val="20"/>
               </w:rPr>
-              <w:t xml:space="preserve">應補資料</w:t>
+              <w:t xml:space="preserve">應附佐證</w:t>
             </w:r>
           </w:p>
         </w:tc>
@@ -4722,15 +4844,7 @@
                 <w:sz w:val="20"/>
                 <w:szCs w:val="20"/>
               </w:rPr>
-              <w:t xml:space="preserve">114 年度提供場地之場次清單（日期、活動名稱、主辦單位、使用場域），並檢附借用申請文件、活動照片或縣府來文。</w:t>
-            </w:r>
-            <w:r>
-              <w:rPr>
-                <w:rFonts w:ascii="Microsoft JhengHei" w:cs="Microsoft JhengHei" w:eastAsia="Microsoft JhengHei" w:hAnsi="Microsoft JhengHei"/>
-                <w:sz w:val="20"/>
-                <w:szCs w:val="20"/>
-              </w:rPr>
-              <w:t xml:space="preserve">【已知可用素材】114 年度協辦「2025 年宜蘭有機茶頒獎典禮暨展售媒合會」（礁溪劇場）、協辦工商旅遊處「導覽員專業教育訓練活動」。</w:t>
+              <w:t xml:space="preserve">上開 3 場次之借用文件、活動照片或縣府來文(績效說明書已載,抽出併附即可)。</w:t>
             </w:r>
           </w:p>
         </w:tc>
@@ -4782,7 +4896,7 @@
                 <w:sz w:val="20"/>
                 <w:szCs w:val="20"/>
               </w:rPr>
-              <w:t xml:space="preserve">❌ 尚未補充</w:t>
+              <w:t xml:space="preserve">✅ 已敘明(佐證自績效說明書抽出併附)</w:t>
             </w:r>
           </w:p>
         </w:tc>
@@ -5520,7 +5634,7 @@
                 <w:sz w:val="20"/>
                 <w:szCs w:val="20"/>
               </w:rPr>
-              <w:t xml:space="preserve">現況</w:t>
+              <w:t xml:space="preserve">本公司回復(業主 115/8/30 確認)</w:t>
             </w:r>
           </w:p>
         </w:tc>
@@ -5544,7 +5658,43 @@
                 <w:sz w:val="20"/>
                 <w:szCs w:val="20"/>
               </w:rPr>
-              <w:t xml:space="preserve">計畫書填「本公司改以捐款於公益團體方式 30 萬元」。</w:t>
+              <w:t xml:space="preserve">本公司</w:t>
+            </w:r>
+            <w:r>
+              <w:rPr>
+                <w:rFonts w:ascii="Microsoft JhengHei" w:cs="Microsoft JhengHei" w:eastAsia="Microsoft JhengHei" w:hAnsi="Microsoft JhengHei"/>
+                <w:b/>
+                <w:bCs/>
+                <w:sz w:val="20"/>
+                <w:szCs w:val="20"/>
+              </w:rPr>
+              <w:t xml:space="preserve">改以捐款於公益團體之方式辦理本項回饋</w:t>
+            </w:r>
+            <w:r>
+              <w:rPr>
+                <w:rFonts w:ascii="Microsoft JhengHei" w:cs="Microsoft JhengHei" w:eastAsia="Microsoft JhengHei" w:hAnsi="Microsoft JhengHei"/>
+                <w:sz w:val="20"/>
+                <w:szCs w:val="20"/>
+              </w:rPr>
+              <w:t xml:space="preserve">,每年度捐款新臺幣 30 萬元;</w:t>
+            </w:r>
+            <w:r>
+              <w:rPr>
+                <w:rFonts w:ascii="Microsoft JhengHei" w:cs="Microsoft JhengHei" w:eastAsia="Microsoft JhengHei" w:hAnsi="Microsoft JhengHei"/>
+                <w:b/>
+                <w:bCs/>
+                <w:sz w:val="20"/>
+                <w:szCs w:val="20"/>
+              </w:rPr>
+              <w:t xml:space="preserve">受贈公益團體由本公司自行選定,逐年輪換</w:t>
+            </w:r>
+            <w:r>
+              <w:rPr>
+                <w:rFonts w:ascii="Microsoft JhengHei" w:cs="Microsoft JhengHei" w:eastAsia="Microsoft JhengHei" w:hAnsi="Microsoft JhengHei"/>
+                <w:sz w:val="20"/>
+                <w:szCs w:val="20"/>
+              </w:rPr>
+              <w:t xml:space="preserve">,使回饋資源分散至不同在地團體。114 年度受贈單位為財團法人宜蘭縣向日葵關懷協會。</w:t>
             </w:r>
           </w:p>
         </w:tc>
@@ -6028,7 +6178,7 @@
                 <w:sz w:val="20"/>
                 <w:szCs w:val="20"/>
               </w:rPr>
-              <w:t xml:space="preserve">⚠️ 待補佐證，並宜請貴府確認替代方式</w:t>
+              <w:t xml:space="preserve">✅ 已敘明;佐證為向日葵協會收據(發文前仍請核對金額為 30 萬全額,並宜請縣府同意替代方式)</w:t>
             </w:r>
           </w:p>
         </w:tc>
@@ -6217,7 +6367,7 @@
                 <w:sz w:val="20"/>
                 <w:szCs w:val="20"/>
               </w:rPr>
-              <w:t xml:space="preserve">現況</w:t>
+              <w:t xml:space="preserve">本公司回復(業主 115/8/30 確認)</w:t>
             </w:r>
           </w:p>
         </w:tc>
@@ -6241,25 +6391,61 @@
                 <w:sz w:val="20"/>
                 <w:szCs w:val="20"/>
               </w:rPr>
-              <w:t xml:space="preserve">計畫書填「</w:t>
-            </w:r>
-            <w:r>
-              <w:rPr>
-                <w:rFonts w:ascii="Microsoft JhengHei" w:cs="Microsoft JhengHei" w:eastAsia="Microsoft JhengHei" w:hAnsi="Microsoft JhengHei"/>
-                <w:b/>
-                <w:bCs/>
-                <w:sz w:val="20"/>
-                <w:szCs w:val="20"/>
-              </w:rPr>
-              <w:t xml:space="preserve">目前本公司無活動</w:t>
-            </w:r>
-            <w:r>
-              <w:rPr>
-                <w:rFonts w:ascii="Microsoft JhengHei" w:cs="Microsoft JhengHei" w:eastAsia="Microsoft JhengHei" w:hAnsi="Microsoft JhengHei"/>
-                <w:sz w:val="20"/>
-                <w:szCs w:val="20"/>
-              </w:rPr>
-              <w:t xml:space="preserve">」。</w:t>
+              <w:t xml:space="preserve">114 年度本公司係以</w:t>
+            </w:r>
+            <w:r>
+              <w:rPr>
+                <w:rFonts w:ascii="Microsoft JhengHei" w:cs="Microsoft JhengHei" w:eastAsia="Microsoft JhengHei" w:hAnsi="Microsoft JhengHei"/>
+                <w:b/>
+                <w:bCs/>
+                <w:sz w:val="20"/>
+                <w:szCs w:val="20"/>
+              </w:rPr>
+              <w:t xml:space="preserve">小型活動方式</w:t>
+            </w:r>
+            <w:r>
+              <w:rPr>
+                <w:rFonts w:ascii="Microsoft JhengHei" w:cs="Microsoft JhengHei" w:eastAsia="Microsoft JhengHei" w:hAnsi="Microsoft JhengHei"/>
+                <w:sz w:val="20"/>
+                <w:szCs w:val="20"/>
+              </w:rPr>
+              <w:t xml:space="preserve">辦理睦鄰回饋(縣民泡湯優惠、在地團體接待等),</w:t>
+            </w:r>
+            <w:r>
+              <w:rPr>
+                <w:rFonts w:ascii="Microsoft JhengHei" w:cs="Microsoft JhengHei" w:eastAsia="Microsoft JhengHei" w:hAnsi="Microsoft JhengHei"/>
+                <w:b/>
+                <w:bCs/>
+                <w:sz w:val="20"/>
+                <w:szCs w:val="20"/>
+              </w:rPr>
+              <w:t xml:space="preserve">惟未建立書面紀錄留存</w:t>
+            </w:r>
+            <w:r>
+              <w:rPr>
+                <w:rFonts w:ascii="Microsoft JhengHei" w:cs="Microsoft JhengHei" w:eastAsia="Microsoft JhengHei" w:hAnsi="Microsoft JhengHei"/>
+                <w:sz w:val="20"/>
+                <w:szCs w:val="20"/>
+              </w:rPr>
+              <w:t xml:space="preserve">。本公司刻正重新整理製作活動紀錄(日期、活動內容、照片、參與情形),</w:t>
+            </w:r>
+            <w:r>
+              <w:rPr>
+                <w:rFonts w:ascii="Microsoft JhengHei" w:cs="Microsoft JhengHei" w:eastAsia="Microsoft JhengHei" w:hAnsi="Microsoft JhengHei"/>
+                <w:b/>
+                <w:bCs/>
+                <w:sz w:val="20"/>
+                <w:szCs w:val="20"/>
+              </w:rPr>
+              <w:t xml:space="preserve">以實際辦理之活動為限</w:t>
+            </w:r>
+            <w:r>
+              <w:rPr>
+                <w:rFonts w:ascii="Microsoft JhengHei" w:cs="Microsoft JhengHei" w:eastAsia="Microsoft JhengHei" w:hAnsi="Microsoft JhengHei"/>
+                <w:sz w:val="20"/>
+                <w:szCs w:val="20"/>
+              </w:rPr>
+              <w:t xml:space="preserve">;並自 115 年度起建立活動紀錄留存機制,逐場留存照片與簽到資料。</w:t>
             </w:r>
           </w:p>
         </w:tc>
@@ -6287,7 +6473,7 @@
                 <w:sz w:val="20"/>
                 <w:szCs w:val="20"/>
               </w:rPr>
-              <w:t xml:space="preserve">評估</w:t>
+              <w:t xml:space="preserve">注意</w:t>
             </w:r>
           </w:p>
         </w:tc>
@@ -6311,7 +6497,7 @@
                 <w:sz w:val="20"/>
                 <w:szCs w:val="20"/>
               </w:rPr>
-              <w:t xml:space="preserve">此係回饋事項未辦理之明示，於績效評估項次 6「睦鄰及回饋事項」及項次 5「缺失違約情形」均可能構成不利認定。</w:t>
+              <w:t xml:space="preserve">重建之紀錄以確實辦理過之活動為限,佐證不足者不列;計畫書「目前本公司無活動」一句應刪除改寫,避免自承未辦理。</w:t>
             </w:r>
           </w:p>
         </w:tc>
@@ -6339,7 +6525,7 @@
                 <w:sz w:val="20"/>
                 <w:szCs w:val="20"/>
               </w:rPr>
-              <w:t xml:space="preserve">建議處理</w:t>
+              <w:t xml:space="preserve">狀態</w:t>
             </w:r>
           </w:p>
         </w:tc>
@@ -6363,67 +6549,7 @@
                 <w:sz w:val="20"/>
                 <w:szCs w:val="20"/>
               </w:rPr>
-              <w:t xml:space="preserve">1. 如 114 年度確有相關辦理（例如縣民泡湯優惠、在地團體接待），應具體列明並檢附佐證，不宜逕填「無活動」。</w:t>
-            </w:r>
-            <w:r>
-              <w:rPr>
-                <w:rFonts w:ascii="Microsoft JhengHei" w:cs="Microsoft JhengHei" w:eastAsia="Microsoft JhengHei" w:hAnsi="Microsoft JhengHei"/>
-                <w:sz w:val="20"/>
-                <w:szCs w:val="20"/>
-              </w:rPr>
-              <w:t xml:space="preserve">2. 如確未辦理，宜敘明原因（例如單車設施現況、場域限制），並提出 115 年度之替代或補辦方案，載明期程。</w:t>
-            </w:r>
-          </w:p>
-        </w:tc>
-      </w:tr>
-      <w:tr>
-        <w:tc>
-          <w:tcPr>
-            <w:tcW w:type="dxa" w:w="2144"/>
-            <w:tcMar>
-              <w:top w:type="dxa" w:w="60"/>
-              <w:left w:type="dxa" w:w="100"/>
-              <w:bottom w:type="dxa" w:w="60"/>
-              <w:right w:type="dxa" w:w="100"/>
-            </w:tcMar>
-          </w:tcPr>
-          <w:p>
-            <w:pPr>
-              <w:spacing w:after="20" w:before="20"/>
-            </w:pPr>
-            <w:r>
-              <w:rPr>
-                <w:rFonts w:ascii="Microsoft JhengHei" w:cs="Microsoft JhengHei" w:eastAsia="Microsoft JhengHei" w:hAnsi="Microsoft JhengHei"/>
-                <w:b/>
-                <w:bCs/>
-                <w:sz w:val="20"/>
-                <w:szCs w:val="20"/>
-              </w:rPr>
-              <w:t xml:space="preserve">狀態</w:t>
-            </w:r>
-          </w:p>
-        </w:tc>
-        <w:tc>
-          <w:tcPr>
-            <w:tcW w:type="dxa" w:w="7602"/>
-            <w:tcMar>
-              <w:top w:type="dxa" w:w="60"/>
-              <w:left w:type="dxa" w:w="100"/>
-              <w:bottom w:type="dxa" w:w="60"/>
-              <w:right w:type="dxa" w:w="100"/>
-            </w:tcMar>
-          </w:tcPr>
-          <w:p>
-            <w:pPr>
-              <w:spacing w:after="20" w:before="20"/>
-            </w:pPr>
-            <w:r>
-              <w:rPr>
-                <w:rFonts w:ascii="Microsoft JhengHei" w:cs="Microsoft JhengHei" w:eastAsia="Microsoft JhengHei" w:hAnsi="Microsoft JhengHei"/>
-                <w:sz w:val="20"/>
-                <w:szCs w:val="20"/>
-              </w:rPr>
-              <w:t xml:space="preserve">❌ 尚未補充</w:t>
+              <w:t xml:space="preserve">⚠️ 活動紀錄重建中(完成後回填對照表並附入計畫書)</w:t>
             </w:r>
           </w:p>
         </w:tc>
@@ -6656,7 +6782,7 @@
                 <w:sz w:val="20"/>
                 <w:szCs w:val="20"/>
               </w:rPr>
-              <w:t xml:space="preserve">應確認</w:t>
+              <w:t xml:space="preserve">業主確認(115/8/30)</w:t>
             </w:r>
           </w:p>
         </w:tc>
@@ -6680,47 +6806,25 @@
                 <w:sz w:val="20"/>
                 <w:szCs w:val="20"/>
               </w:rPr>
-              <w:t xml:space="preserve">附件一是否已實際檢附並隨計畫書送府？其內容應包含員工名冊（含設籍宜蘭縣之註記）及勞保投保資料。</w:t>
-            </w:r>
-            <w:r>
-              <w:rPr>
-                <w:rFonts w:ascii="Microsoft JhengHei" w:cs="Microsoft JhengHei" w:eastAsia="Microsoft JhengHei" w:hAnsi="Microsoft JhengHei"/>
-                <w:sz w:val="20"/>
-                <w:szCs w:val="20"/>
-              </w:rPr>
-              <w:t xml:space="preserve">【已知可用素材】</w:t>
-            </w:r>
-            <w:r>
-              <w:rPr>
-                <w:rFonts w:ascii="Consolas" w:cs="Consolas" w:eastAsia="Consolas" w:hAnsi="Consolas"/>
-                <w:sz w:val="20"/>
-                <w:szCs w:val="20"/>
-              </w:rPr>
-              <w:t xml:space="preserve">在地就業員工名冊 輕車悠遊股份有限公司.docx</w:t>
-            </w:r>
-            <w:r>
-              <w:rPr>
-                <w:rFonts w:ascii="Microsoft JhengHei" w:cs="Microsoft JhengHei" w:eastAsia="Microsoft JhengHei" w:hAnsi="Microsoft JhengHei"/>
-                <w:sz w:val="20"/>
-                <w:szCs w:val="20"/>
-              </w:rPr>
-              <w:t xml:space="preserve">、</w:t>
-            </w:r>
-            <w:r>
-              <w:rPr>
-                <w:rFonts w:ascii="Consolas" w:cs="Consolas" w:eastAsia="Consolas" w:hAnsi="Consolas"/>
-                <w:sz w:val="20"/>
-                <w:szCs w:val="20"/>
-              </w:rPr>
-              <w:t xml:space="preserve">輕車縣民員工資料.pdf</w:t>
-            </w:r>
-            <w:r>
-              <w:rPr>
-                <w:rFonts w:ascii="Microsoft JhengHei" w:cs="Microsoft JhengHei" w:eastAsia="Microsoft JhengHei" w:hAnsi="Microsoft JhengHei"/>
-                <w:sz w:val="20"/>
-                <w:szCs w:val="20"/>
-              </w:rPr>
-              <w:t xml:space="preserve">、勞保投保名冊。</w:t>
+              <w:t xml:space="preserve">附件一員工及勞保資料</w:t>
+            </w:r>
+            <w:r>
+              <w:rPr>
+                <w:rFonts w:ascii="Microsoft JhengHei" w:cs="Microsoft JhengHei" w:eastAsia="Microsoft JhengHei" w:hAnsi="Microsoft JhengHei"/>
+                <w:b/>
+                <w:bCs/>
+                <w:sz w:val="20"/>
+                <w:szCs w:val="20"/>
+              </w:rPr>
+              <w:t xml:space="preserve">業已隨計畫書交付縣府</w:t>
+            </w:r>
+            <w:r>
+              <w:rPr>
+                <w:rFonts w:ascii="Microsoft JhengHei" w:cs="Microsoft JhengHei" w:eastAsia="Microsoft JhengHei" w:hAnsi="Microsoft JhengHei"/>
+                <w:sz w:val="20"/>
+                <w:szCs w:val="20"/>
+              </w:rPr>
+              <w:t xml:space="preserve">。名冊含設籍宜蘭縣之註記及勞保投保資料。</w:t>
             </w:r>
           </w:p>
         </w:tc>
@@ -6772,7 +6876,7 @@
                 <w:sz w:val="20"/>
                 <w:szCs w:val="20"/>
               </w:rPr>
-              <w:t xml:space="preserve">⚠️ 待確認附件是否已檢附</w:t>
+              <w:t xml:space="preserve">✅ 已檢附</w:t>
             </w:r>
           </w:p>
         </w:tc>
@@ -6997,7 +7101,7 @@
                 <w:sz w:val="20"/>
                 <w:szCs w:val="20"/>
               </w:rPr>
-              <w:t xml:space="preserve">現況</w:t>
+              <w:t xml:space="preserve">業主確認(115/8/30)</w:t>
             </w:r>
           </w:p>
         </w:tc>
@@ -7021,17 +7125,17 @@
                 <w:sz w:val="20"/>
                 <w:szCs w:val="20"/>
               </w:rPr>
-              <w:t xml:space="preserve">現行計畫書於「紅磚屋餐飲服務」「泡腳亭既有販賣店咖啡休憩區」「湯屋內按摩、護理及調理服務」等分項均載明「依契約 5.8 委託經營／委託營運」辦理，惟</w:t>
-            </w:r>
-            <w:r>
-              <w:rPr>
-                <w:rFonts w:ascii="Microsoft JhengHei" w:cs="Microsoft JhengHei" w:eastAsia="Microsoft JhengHei" w:hAnsi="Microsoft JhengHei"/>
-                <w:b/>
-                <w:bCs/>
-                <w:sz w:val="20"/>
-                <w:szCs w:val="20"/>
-              </w:rPr>
-              <w:t xml:space="preserve">委託契約本身是否已作為附件檢附送府，尚待確認</w:t>
+              <w:t xml:space="preserve">委託第三人經營之委託契約(含紅磚屋餐飲、咖啡館等)</w:t>
+            </w:r>
+            <w:r>
+              <w:rPr>
+                <w:rFonts w:ascii="Microsoft JhengHei" w:cs="Microsoft JhengHei" w:eastAsia="Microsoft JhengHei" w:hAnsi="Microsoft JhengHei"/>
+                <w:b/>
+                <w:bCs/>
+                <w:sz w:val="20"/>
+                <w:szCs w:val="20"/>
+              </w:rPr>
+              <w:t xml:space="preserve">業已交付縣府</w:t>
             </w:r>
             <w:r>
               <w:rPr>
@@ -7067,7 +7171,7 @@
                 <w:sz w:val="20"/>
                 <w:szCs w:val="20"/>
               </w:rPr>
-              <w:t xml:space="preserve">應辦事項</w:t>
+              <w:t xml:space="preserve">仍請留意</w:t>
             </w:r>
           </w:p>
         </w:tc>
@@ -7091,89 +7195,7 @@
                 <w:sz w:val="20"/>
                 <w:szCs w:val="20"/>
               </w:rPr>
-              <w:t xml:space="preserve">1. 清查現行所有委託第三人經營之項目及其契約（紅磚屋餐飲、泡腳亭咖啡休憩區、充電樁、按摩調理服務等）。</w:t>
-            </w:r>
-            <w:r>
-              <w:rPr>
-                <w:rFonts w:ascii="Microsoft JhengHei" w:cs="Microsoft JhengHei" w:eastAsia="Microsoft JhengHei" w:hAnsi="Microsoft JhengHei"/>
-                <w:sz w:val="20"/>
-                <w:szCs w:val="20"/>
-              </w:rPr>
-              <w:t xml:space="preserve">2. 逐一確認是否已送貴府備查；未送者補送。</w:t>
-            </w:r>
-            <w:r>
-              <w:rPr>
-                <w:rFonts w:ascii="Microsoft JhengHei" w:cs="Microsoft JhengHei" w:eastAsia="Microsoft JhengHei" w:hAnsi="Microsoft JhengHei"/>
-                <w:sz w:val="20"/>
-                <w:szCs w:val="20"/>
-              </w:rPr>
-              <w:t xml:space="preserve">3. 確認各委託契約之存續期間</w:t>
-            </w:r>
-            <w:r>
-              <w:rPr>
-                <w:rFonts w:ascii="Microsoft JhengHei" w:cs="Microsoft JhengHei" w:eastAsia="Microsoft JhengHei" w:hAnsi="Microsoft JhengHei"/>
-                <w:b/>
-                <w:bCs/>
-                <w:sz w:val="20"/>
-                <w:szCs w:val="20"/>
-              </w:rPr>
-              <w:t xml:space="preserve">不逾本契約存續期間（117 年 10 月 13 日）</w:t>
-            </w:r>
-            <w:r>
-              <w:rPr>
-                <w:rFonts w:ascii="Microsoft JhengHei" w:cs="Microsoft JhengHei" w:eastAsia="Microsoft JhengHei" w:hAnsi="Microsoft JhengHei"/>
-                <w:sz w:val="20"/>
-                <w:szCs w:val="20"/>
-              </w:rPr>
-              <w:t xml:space="preserve">。</w:t>
-            </w:r>
-            <w:r>
-              <w:rPr>
-                <w:rFonts w:ascii="Microsoft JhengHei" w:cs="Microsoft JhengHei" w:eastAsia="Microsoft JhengHei" w:hAnsi="Microsoft JhengHei"/>
-                <w:sz w:val="20"/>
-                <w:szCs w:val="20"/>
-              </w:rPr>
-              <w:t xml:space="preserve">【已知可用素材】</w:t>
-            </w:r>
-            <w:r>
-              <w:rPr>
-                <w:rFonts w:ascii="Consolas" w:cs="Consolas" w:eastAsia="Consolas" w:hAnsi="Consolas"/>
-                <w:sz w:val="20"/>
-                <w:szCs w:val="20"/>
-              </w:rPr>
-              <w:t xml:space="preserve">輕車公司委外廠商合約.pdf</w:t>
-            </w:r>
-            <w:r>
-              <w:rPr>
-                <w:rFonts w:ascii="Microsoft JhengHei" w:cs="Microsoft JhengHei" w:eastAsia="Microsoft JhengHei" w:hAnsi="Microsoft JhengHei"/>
-                <w:sz w:val="20"/>
-                <w:szCs w:val="20"/>
-              </w:rPr>
-              <w:t xml:space="preserve">、</w:t>
-            </w:r>
-            <w:r>
-              <w:rPr>
-                <w:rFonts w:ascii="Consolas" w:cs="Consolas" w:eastAsia="Consolas" w:hAnsi="Consolas"/>
-                <w:sz w:val="20"/>
-                <w:szCs w:val="20"/>
-              </w:rPr>
-              <w:t xml:space="preserve">輕車第3方契約範本.pdf</w:t>
-            </w:r>
-            <w:r>
-              <w:rPr>
-                <w:rFonts w:ascii="Microsoft JhengHei" w:cs="Microsoft JhengHei" w:eastAsia="Microsoft JhengHei" w:hAnsi="Microsoft JhengHei"/>
-                <w:sz w:val="20"/>
-                <w:szCs w:val="20"/>
-              </w:rPr>
-              <w:t xml:space="preserve">、</w:t>
-            </w:r>
-            <w:r>
-              <w:rPr>
-                <w:rFonts w:ascii="Consolas" w:cs="Consolas" w:eastAsia="Consolas" w:hAnsi="Consolas"/>
-                <w:sz w:val="20"/>
-                <w:szCs w:val="20"/>
-              </w:rPr>
-              <w:t xml:space="preserve">勞務承攬契約_輕車.pdf</w:t>
+              <w:t xml:space="preserve">各委託契約之存續期間不得逾本契約存續期間(117 年 10 月 13 日);日後新增委外項目(如充電樁)之契約亦應送府備查。</w:t>
             </w:r>
           </w:p>
         </w:tc>
@@ -7225,7 +7247,7 @@
                 <w:sz w:val="20"/>
                 <w:szCs w:val="20"/>
               </w:rPr>
-              <w:t xml:space="preserve">⚠️ 待確認</w:t>
+              <w:t xml:space="preserve">✅ 已檢附</w:t>
             </w:r>
           </w:p>
         </w:tc>
@@ -7521,7 +7543,7 @@
                 <w:sz w:val="20"/>
                 <w:szCs w:val="20"/>
               </w:rPr>
-              <w:t xml:space="preserve">票券履約保障機制採何種方式</w:t>
+              <w:t xml:space="preserve">A/B 定案</w:t>
             </w:r>
             <w:r>
               <w:rPr>
@@ -7539,15 +7561,15 @@
                 <w:sz w:val="20"/>
                 <w:szCs w:val="20"/>
               </w:rPr>
-              <w:t xml:space="preserve">115/08/28 業主答復：不再續辦履約保障</w:t>
-            </w:r>
-            <w:r>
-              <w:rPr>
-                <w:rFonts w:ascii="Microsoft JhengHei" w:cs="Microsoft JhengHei" w:eastAsia="Microsoft JhengHei" w:hAnsi="Microsoft JhengHei"/>
-                <w:sz w:val="20"/>
-                <w:szCs w:val="20"/>
-              </w:rPr>
-              <w:t xml:space="preserve">。改為須決定「方案 A 建立保障」或「方案 B 停售預售票券」，詳 1-3</w:t>
+              <w:t xml:space="preserve">115/08/30 業主指示:俟提付仲裁後再決定 A/B</w:t>
+            </w:r>
+            <w:r>
+              <w:rPr>
+                <w:rFonts w:ascii="Microsoft JhengHei" w:cs="Microsoft JhengHei" w:eastAsia="Microsoft JhengHei" w:hAnsi="Microsoft JhengHei"/>
+                <w:sz w:val="20"/>
+                <w:szCs w:val="20"/>
+              </w:rPr>
+              <w:t xml:space="preserve">(函稿已備妥,定案即發)</w:t>
             </w:r>
           </w:p>
         </w:tc>
@@ -7571,7 +7593,7 @@
                 <w:sz w:val="20"/>
                 <w:szCs w:val="20"/>
               </w:rPr>
-              <w:t xml:space="preserve">⚠️ 最優先</w:t>
+              <w:t xml:space="preserve">⏸ 另案;風險見 1-3 內部提醒</w:t>
             </w:r>
           </w:p>
         </w:tc>
@@ -7692,11 +7714,38 @@
             <w:r>
               <w:rPr>
                 <w:rFonts w:ascii="Microsoft JhengHei" w:cs="Microsoft JhengHei" w:eastAsia="Microsoft JhengHei" w:hAnsi="Microsoft JhengHei"/>
+                <w:strike/>
                 <w:sz w:val="20"/>
                 <w:szCs w:val="20"/>
               </w:rPr>
               <w:t xml:space="preserve">114 年度提供縣府場地之實際場次</w:t>
             </w:r>
+            <w:r>
+              <w:rPr>
+                <w:rFonts w:ascii="Microsoft JhengHei" w:cs="Microsoft JhengHei" w:eastAsia="Microsoft JhengHei" w:hAnsi="Microsoft JhengHei"/>
+                <w:sz w:val="20"/>
+                <w:szCs w:val="20"/>
+              </w:rPr>
+              <w:t xml:space="preserve"> → </w:t>
+            </w:r>
+            <w:r>
+              <w:rPr>
+                <w:rFonts w:ascii="Microsoft JhengHei" w:cs="Microsoft JhengHei" w:eastAsia="Microsoft JhengHei" w:hAnsi="Microsoft JhengHei"/>
+                <w:b/>
+                <w:bCs/>
+                <w:sz w:val="20"/>
+                <w:szCs w:val="20"/>
+              </w:rPr>
+              <w:t xml:space="preserve">已確認:縣府未提出借用,本公司主動配合 3 場已列明</w:t>
+            </w:r>
+            <w:r>
+              <w:rPr>
+                <w:rFonts w:ascii="Microsoft JhengHei" w:cs="Microsoft JhengHei" w:eastAsia="Microsoft JhengHei" w:hAnsi="Microsoft JhengHei"/>
+                <w:sz w:val="20"/>
+                <w:szCs w:val="20"/>
+              </w:rPr>
+              <w:t xml:space="preserve">;抽出借用文件與照片併附</w:t>
+            </w:r>
           </w:p>
         </w:tc>
         <w:tc>
@@ -7719,7 +7768,7 @@
                 <w:sz w:val="20"/>
                 <w:szCs w:val="20"/>
               </w:rPr>
-              <w:t xml:space="preserve">分項 1 佐證</w:t>
+              <w:t xml:space="preserve">✅ 已敘明</w:t>
             </w:r>
           </w:p>
         </w:tc>
@@ -7888,17 +7937,25 @@
                 <w:sz w:val="20"/>
                 <w:szCs w:val="20"/>
               </w:rPr>
-              <w:t xml:space="preserve"> → 已取得向日葵關懷協會收據；</w:t>
-            </w:r>
-            <w:r>
-              <w:rPr>
-                <w:rFonts w:ascii="Microsoft JhengHei" w:cs="Microsoft JhengHei" w:eastAsia="Microsoft JhengHei" w:hAnsi="Microsoft JhengHei"/>
-                <w:b/>
-                <w:bCs/>
-                <w:sz w:val="20"/>
-                <w:szCs w:val="20"/>
-              </w:rPr>
-              <w:t xml:space="preserve">待核對金額是否為 30 萬全額，不足者補其餘收據</w:t>
+              <w:t xml:space="preserve"> → 已取得向日葵協會收據;</w:t>
+            </w:r>
+            <w:r>
+              <w:rPr>
+                <w:rFonts w:ascii="Microsoft JhengHei" w:cs="Microsoft JhengHei" w:eastAsia="Microsoft JhengHei" w:hAnsi="Microsoft JhengHei"/>
+                <w:b/>
+                <w:bCs/>
+                <w:sz w:val="20"/>
+                <w:szCs w:val="20"/>
+              </w:rPr>
+              <w:t xml:space="preserve">捐款方式確認為本公司自行選定受贈團體</w:t>
+            </w:r>
+            <w:r>
+              <w:rPr>
+                <w:rFonts w:ascii="Microsoft JhengHei" w:cs="Microsoft JhengHei" w:eastAsia="Microsoft JhengHei" w:hAnsi="Microsoft JhengHei"/>
+                <w:sz w:val="20"/>
+                <w:szCs w:val="20"/>
+              </w:rPr>
+              <w:t xml:space="preserve">;發文前核對金額為 30 萬全額</w:t>
             </w:r>
           </w:p>
         </w:tc>
@@ -7922,7 +7979,7 @@
                 <w:sz w:val="20"/>
                 <w:szCs w:val="20"/>
               </w:rPr>
-              <w:t xml:space="preserve">分項 5 佐證</w:t>
+              <w:t xml:space="preserve">✅ 已敘明</w:t>
             </w:r>
           </w:p>
         </w:tc>
@@ -7969,11 +8026,38 @@
             <w:r>
               <w:rPr>
                 <w:rFonts w:ascii="Microsoft JhengHei" w:cs="Microsoft JhengHei" w:eastAsia="Microsoft JhengHei" w:hAnsi="Microsoft JhengHei"/>
+                <w:strike/>
                 <w:sz w:val="20"/>
                 <w:szCs w:val="20"/>
               </w:rPr>
               <w:t xml:space="preserve">分項 6 是否確實未辦理</w:t>
             </w:r>
+            <w:r>
+              <w:rPr>
+                <w:rFonts w:ascii="Microsoft JhengHei" w:cs="Microsoft JhengHei" w:eastAsia="Microsoft JhengHei" w:hAnsi="Microsoft JhengHei"/>
+                <w:sz w:val="20"/>
+                <w:szCs w:val="20"/>
+              </w:rPr>
+              <w:t xml:space="preserve"> → </w:t>
+            </w:r>
+            <w:r>
+              <w:rPr>
+                <w:rFonts w:ascii="Microsoft JhengHei" w:cs="Microsoft JhengHei" w:eastAsia="Microsoft JhengHei" w:hAnsi="Microsoft JhengHei"/>
+                <w:b/>
+                <w:bCs/>
+                <w:sz w:val="20"/>
+                <w:szCs w:val="20"/>
+              </w:rPr>
+              <w:t xml:space="preserve">已確認:以小型活動辦理惟無紀錄</w:t>
+            </w:r>
+            <w:r>
+              <w:rPr>
+                <w:rFonts w:ascii="Microsoft JhengHei" w:cs="Microsoft JhengHei" w:eastAsia="Microsoft JhengHei" w:hAnsi="Microsoft JhengHei"/>
+                <w:sz w:val="20"/>
+                <w:szCs w:val="20"/>
+              </w:rPr>
+              <w:t xml:space="preserve">;活動紀錄重建中(以實際辦理者為限)</w:t>
+            </w:r>
           </w:p>
         </w:tc>
         <w:tc>
@@ -7996,7 +8080,7 @@
                 <w:sz w:val="20"/>
                 <w:szCs w:val="20"/>
               </w:rPr>
-              <w:t xml:space="preserve">影響評估項次 5、6</w:t>
+              <w:t xml:space="preserve">⚠️ 重建中</w:t>
             </w:r>
           </w:p>
         </w:tc>
@@ -8043,10 +8127,29 @@
             <w:r>
               <w:rPr>
                 <w:rFonts w:ascii="Microsoft JhengHei" w:cs="Microsoft JhengHei" w:eastAsia="Microsoft JhengHei" w:hAnsi="Microsoft JhengHei"/>
-                <w:sz w:val="20"/>
-                <w:szCs w:val="20"/>
-              </w:rPr>
-              <w:t xml:space="preserve">附件一員工及勞保資料是否已隨計畫書送府</w:t>
+                <w:strike/>
+                <w:sz w:val="20"/>
+                <w:szCs w:val="20"/>
+              </w:rPr>
+              <w:t xml:space="preserve">附件一員工及勞保資料是否已送府</w:t>
+            </w:r>
+            <w:r>
+              <w:rPr>
+                <w:rFonts w:ascii="Microsoft JhengHei" w:cs="Microsoft JhengHei" w:eastAsia="Microsoft JhengHei" w:hAnsi="Microsoft JhengHei"/>
+                <w:sz w:val="20"/>
+                <w:szCs w:val="20"/>
+              </w:rPr>
+              <w:t xml:space="preserve"> → </w:t>
+            </w:r>
+            <w:r>
+              <w:rPr>
+                <w:rFonts w:ascii="Microsoft JhengHei" w:cs="Microsoft JhengHei" w:eastAsia="Microsoft JhengHei" w:hAnsi="Microsoft JhengHei"/>
+                <w:b/>
+                <w:bCs/>
+                <w:sz w:val="20"/>
+                <w:szCs w:val="20"/>
+              </w:rPr>
+              <w:t xml:space="preserve">115/08/30 業主確認:業已交付縣府</w:t>
             </w:r>
           </w:p>
         </w:tc>
@@ -8070,7 +8173,7 @@
                 <w:sz w:val="20"/>
                 <w:szCs w:val="20"/>
               </w:rPr>
-              <w:t xml:space="preserve">分項 7</w:t>
+              <w:t xml:space="preserve">✅ 已檢附</w:t>
             </w:r>
           </w:p>
         </w:tc>
@@ -8117,11 +8220,30 @@
             <w:r>
               <w:rPr>
                 <w:rFonts w:ascii="Microsoft JhengHei" w:cs="Microsoft JhengHei" w:eastAsia="Microsoft JhengHei" w:hAnsi="Microsoft JhengHei"/>
+                <w:strike/>
                 <w:sz w:val="20"/>
                 <w:szCs w:val="20"/>
               </w:rPr>
               <w:t xml:space="preserve">各委外契約是否已送府備查</w:t>
             </w:r>
+            <w:r>
+              <w:rPr>
+                <w:rFonts w:ascii="Microsoft JhengHei" w:cs="Microsoft JhengHei" w:eastAsia="Microsoft JhengHei" w:hAnsi="Microsoft JhengHei"/>
+                <w:sz w:val="20"/>
+                <w:szCs w:val="20"/>
+              </w:rPr>
+              <w:t xml:space="preserve"> → </w:t>
+            </w:r>
+            <w:r>
+              <w:rPr>
+                <w:rFonts w:ascii="Microsoft JhengHei" w:cs="Microsoft JhengHei" w:eastAsia="Microsoft JhengHei" w:hAnsi="Microsoft JhengHei"/>
+                <w:b/>
+                <w:bCs/>
+                <w:sz w:val="20"/>
+                <w:szCs w:val="20"/>
+              </w:rPr>
+              <w:t xml:space="preserve">115/08/30 業主確認:業已交付縣府</w:t>
+            </w:r>
           </w:p>
         </w:tc>
         <w:tc>
@@ -8144,7 +8266,7 @@
                 <w:sz w:val="20"/>
                 <w:szCs w:val="20"/>
               </w:rPr>
-              <w:t xml:space="preserve">契約第 5.8 條</w:t>
+              <w:t xml:space="preserve">✅ 已檢附</w:t>
             </w:r>
           </w:p>
         </w:tc>

--- a/縣府案件/01_115年度營運計畫書審查意見回復對照表.docx
+++ b/縣府案件/01_115年度營運計畫書審查意見回復對照表.docx
@@ -1019,7 +1019,25 @@
                 <w:sz w:val="20"/>
                 <w:szCs w:val="20"/>
               </w:rPr>
-              <w:t xml:space="preserve">✅ 已敘明:改以捐款方式辦理,受贈公益團體由本公司自行選定(每年 30 萬元);已附向日葵協會收據</w:t>
+              <w:t xml:space="preserve">✅ 佐證齊備:捐款 30 萬元</w:t>
+            </w:r>
+            <w:r>
+              <w:rPr>
+                <w:rFonts w:ascii="Microsoft JhengHei" w:cs="Microsoft JhengHei" w:eastAsia="Microsoft JhengHei" w:hAnsi="Microsoft JhengHei"/>
+                <w:b/>
+                <w:bCs/>
+                <w:sz w:val="20"/>
+                <w:szCs w:val="20"/>
+              </w:rPr>
+              <w:t xml:space="preserve">全額</w:t>
+            </w:r>
+            <w:r>
+              <w:rPr>
+                <w:rFonts w:ascii="Microsoft JhengHei" w:cs="Microsoft JhengHei" w:eastAsia="Microsoft JhengHei" w:hAnsi="Microsoft JhengHei"/>
+                <w:sz w:val="20"/>
+                <w:szCs w:val="20"/>
+              </w:rPr>
+              <w:t xml:space="preserve">收據已核對(業主 115/8/30 確認),受贈團體由本公司自行選定</w:t>
             </w:r>
           </w:p>
         </w:tc>
@@ -1093,7 +1111,25 @@
                 <w:sz w:val="20"/>
                 <w:szCs w:val="20"/>
               </w:rPr>
-              <w:t xml:space="preserve">⚠️ 業主說明:係以小型活動方式辦理惟未留存紀錄,活動紀錄重建中</w:t>
+              <w:t xml:space="preserve">⚠️ 以小型活動方式辦理;</w:t>
+            </w:r>
+            <w:r>
+              <w:rPr>
+                <w:rFonts w:ascii="Microsoft JhengHei" w:cs="Microsoft JhengHei" w:eastAsia="Microsoft JhengHei" w:hAnsi="Microsoft JhengHei"/>
+                <w:b/>
+                <w:bCs/>
+                <w:sz w:val="20"/>
+                <w:szCs w:val="20"/>
+              </w:rPr>
+              <w:t xml:space="preserve">活動照片 5 張已取得,紀錄表已建置(文 14)</w:t>
+            </w:r>
+            <w:r>
+              <w:rPr>
+                <w:rFonts w:ascii="Microsoft JhengHei" w:cs="Microsoft JhengHei" w:eastAsia="Microsoft JhengHei" w:hAnsi="Microsoft JhengHei"/>
+                <w:sz w:val="20"/>
+                <w:szCs w:val="20"/>
+              </w:rPr>
+              <w:t xml:space="preserve">,活動日期補填後即齊備</w:t>
             </w:r>
           </w:p>
         </w:tc>
@@ -6178,7 +6214,25 @@
                 <w:sz w:val="20"/>
                 <w:szCs w:val="20"/>
               </w:rPr>
-              <w:t xml:space="preserve">✅ 已敘明;佐證為向日葵協會收據(發文前仍請核對金額為 30 萬全額,並宜請縣府同意替代方式)</w:t>
+              <w:t xml:space="preserve">✅ 佐證齊備:收據經核對為 30 萬元</w:t>
+            </w:r>
+            <w:r>
+              <w:rPr>
+                <w:rFonts w:ascii="Microsoft JhengHei" w:cs="Microsoft JhengHei" w:eastAsia="Microsoft JhengHei" w:hAnsi="Microsoft JhengHei"/>
+                <w:b/>
+                <w:bCs/>
+                <w:sz w:val="20"/>
+                <w:szCs w:val="20"/>
+              </w:rPr>
+              <w:t xml:space="preserve">全額</w:t>
+            </w:r>
+            <w:r>
+              <w:rPr>
+                <w:rFonts w:ascii="Microsoft JhengHei" w:cs="Microsoft JhengHei" w:eastAsia="Microsoft JhengHei" w:hAnsi="Microsoft JhengHei"/>
+                <w:sz w:val="20"/>
+                <w:szCs w:val="20"/>
+              </w:rPr>
+              <w:t xml:space="preserve">(業主 115/8/30 確認);發文時宜請縣府同意替代方式</w:t>
             </w:r>
           </w:p>
         </w:tc>
@@ -6549,7 +6603,7 @@
                 <w:sz w:val="20"/>
                 <w:szCs w:val="20"/>
               </w:rPr>
-              <w:t xml:space="preserve">⚠️ 活動紀錄重建中(完成後回填對照表並附入計畫書)</w:t>
+              <w:t xml:space="preserve">⚠️ 照片 5 張已取得,活動紀錄表已建置(見文 14「回饋活動紀錄表」);活動日期補填後即可附入計畫書</w:t>
             </w:r>
           </w:p>
         </w:tc>
@@ -7937,25 +7991,25 @@
                 <w:sz w:val="20"/>
                 <w:szCs w:val="20"/>
               </w:rPr>
-              <w:t xml:space="preserve"> → 已取得向日葵協會收據;</w:t>
-            </w:r>
-            <w:r>
-              <w:rPr>
-                <w:rFonts w:ascii="Microsoft JhengHei" w:cs="Microsoft JhengHei" w:eastAsia="Microsoft JhengHei" w:hAnsi="Microsoft JhengHei"/>
-                <w:b/>
-                <w:bCs/>
-                <w:sz w:val="20"/>
-                <w:szCs w:val="20"/>
-              </w:rPr>
-              <w:t xml:space="preserve">捐款方式確認為本公司自行選定受贈團體</w:t>
-            </w:r>
-            <w:r>
-              <w:rPr>
-                <w:rFonts w:ascii="Microsoft JhengHei" w:cs="Microsoft JhengHei" w:eastAsia="Microsoft JhengHei" w:hAnsi="Microsoft JhengHei"/>
-                <w:sz w:val="20"/>
-                <w:szCs w:val="20"/>
-              </w:rPr>
-              <w:t xml:space="preserve">;發文前核對金額為 30 萬全額</w:t>
+              <w:t xml:space="preserve"> → </w:t>
+            </w:r>
+            <w:r>
+              <w:rPr>
+                <w:rFonts w:ascii="Microsoft JhengHei" w:cs="Microsoft JhengHei" w:eastAsia="Microsoft JhengHei" w:hAnsi="Microsoft JhengHei"/>
+                <w:b/>
+                <w:bCs/>
+                <w:sz w:val="20"/>
+                <w:szCs w:val="20"/>
+              </w:rPr>
+              <w:t xml:space="preserve">115/08/30 業主確認:收據為 30 萬元全額</w:t>
+            </w:r>
+            <w:r>
+              <w:rPr>
+                <w:rFonts w:ascii="Microsoft JhengHei" w:cs="Microsoft JhengHei" w:eastAsia="Microsoft JhengHei" w:hAnsi="Microsoft JhengHei"/>
+                <w:sz w:val="20"/>
+                <w:szCs w:val="20"/>
+              </w:rPr>
+              <w:t xml:space="preserve">;捐款方式為本公司自行選定受贈團體</w:t>
             </w:r>
           </w:p>
         </w:tc>
@@ -7979,7 +8033,7 @@
                 <w:sz w:val="20"/>
                 <w:szCs w:val="20"/>
               </w:rPr>
-              <w:t xml:space="preserve">✅ 已敘明</w:t>
+              <w:t xml:space="preserve">✅ 完成</w:t>
             </w:r>
           </w:p>
         </w:tc>
@@ -8030,33 +8084,25 @@
                 <w:sz w:val="20"/>
                 <w:szCs w:val="20"/>
               </w:rPr>
-              <w:t xml:space="preserve">分項 6 是否確實未辦理</w:t>
-            </w:r>
-            <w:r>
-              <w:rPr>
-                <w:rFonts w:ascii="Microsoft JhengHei" w:cs="Microsoft JhengHei" w:eastAsia="Microsoft JhengHei" w:hAnsi="Microsoft JhengHei"/>
-                <w:sz w:val="20"/>
-                <w:szCs w:val="20"/>
-              </w:rPr>
-              <w:t xml:space="preserve"> → </w:t>
-            </w:r>
-            <w:r>
-              <w:rPr>
-                <w:rFonts w:ascii="Microsoft JhengHei" w:cs="Microsoft JhengHei" w:eastAsia="Microsoft JhengHei" w:hAnsi="Microsoft JhengHei"/>
-                <w:b/>
-                <w:bCs/>
-                <w:sz w:val="20"/>
-                <w:szCs w:val="20"/>
-              </w:rPr>
-              <w:t xml:space="preserve">已確認:以小型活動辦理惟無紀錄</w:t>
-            </w:r>
-            <w:r>
-              <w:rPr>
-                <w:rFonts w:ascii="Microsoft JhengHei" w:cs="Microsoft JhengHei" w:eastAsia="Microsoft JhengHei" w:hAnsi="Microsoft JhengHei"/>
-                <w:sz w:val="20"/>
-                <w:szCs w:val="20"/>
-              </w:rPr>
-              <w:t xml:space="preserve">;活動紀錄重建中(以實際辦理者為限)</w:t>
+              <w:t xml:space="preserve">分項 6 紀錄</w:t>
+            </w:r>
+            <w:r>
+              <w:rPr>
+                <w:rFonts w:ascii="Microsoft JhengHei" w:cs="Microsoft JhengHei" w:eastAsia="Microsoft JhengHei" w:hAnsi="Microsoft JhengHei"/>
+                <w:sz w:val="20"/>
+                <w:szCs w:val="20"/>
+              </w:rPr>
+              <w:t xml:space="preserve"> → 活動照片 5 張已取得,紀錄表已建置(文 14);</w:t>
+            </w:r>
+            <w:r>
+              <w:rPr>
+                <w:rFonts w:ascii="Microsoft JhengHei" w:cs="Microsoft JhengHei" w:eastAsia="Microsoft JhengHei" w:hAnsi="Microsoft JhengHei"/>
+                <w:b/>
+                <w:bCs/>
+                <w:sz w:val="20"/>
+                <w:szCs w:val="20"/>
+              </w:rPr>
+              <w:t xml:space="preserve">待業主補填各活動日期與名稱</w:t>
             </w:r>
           </w:p>
         </w:tc>
@@ -8080,7 +8126,7 @@
                 <w:sz w:val="20"/>
                 <w:szCs w:val="20"/>
               </w:rPr>
-              <w:t xml:space="preserve">⚠️ 重建中</w:t>
+              <w:t xml:space="preserve">⚠️ 補日期即完成</w:t>
             </w:r>
           </w:p>
         </w:tc>

--- a/縣府案件/01_115年度營運計畫書審查意見回復對照表.docx
+++ b/縣府案件/01_115年度營運計畫書審查意見回復對照表.docx
@@ -1111,25 +1111,7 @@
                 <w:sz w:val="20"/>
                 <w:szCs w:val="20"/>
               </w:rPr>
-              <w:t xml:space="preserve">⚠️ 以小型活動方式辦理;</w:t>
-            </w:r>
-            <w:r>
-              <w:rPr>
-                <w:rFonts w:ascii="Microsoft JhengHei" w:cs="Microsoft JhengHei" w:eastAsia="Microsoft JhengHei" w:hAnsi="Microsoft JhengHei"/>
-                <w:b/>
-                <w:bCs/>
-                <w:sz w:val="20"/>
-                <w:szCs w:val="20"/>
-              </w:rPr>
-              <w:t xml:space="preserve">活動照片 5 張已取得,紀錄表已建置(文 14)</w:t>
-            </w:r>
-            <w:r>
-              <w:rPr>
-                <w:rFonts w:ascii="Microsoft JhengHei" w:cs="Microsoft JhengHei" w:eastAsia="Microsoft JhengHei" w:hAnsi="Microsoft JhengHei"/>
-                <w:sz w:val="20"/>
-                <w:szCs w:val="20"/>
-              </w:rPr>
-              <w:t xml:space="preserve">,活動日期補填後即齊備</w:t>
+              <w:t xml:space="preserve">✅ 已補充:小型活動紀錄表完成(文 14,計 5 場次:114/6/1×2、6/29、7/5、10/8),照片 5 張佐證</w:t>
             </w:r>
           </w:p>
         </w:tc>
@@ -1308,7 +1290,7 @@
           <w:sz w:val="21"/>
           <w:szCs w:val="21"/>
         </w:rPr>
-        <w:t xml:space="preserve">(115/8/30 修訂):已修正/已敘明/已檢附 11 項、部分修正 1 項(1-2)、紀錄重建中 1 項(6-4)、另案處理 1 項(1-3,俟提付仲裁後決定)。</w:t>
+        <w:t xml:space="preserve">(115/8/30 修訂二):已修正/已敘明/已檢附/已補充 12 項、部分修正 1 項(1-2)、另案處理 1 項(1-3,方向 12A、俟提付仲裁後發文)。</w:t>
       </w:r>
     </w:p>
     <w:p>
@@ -6603,7 +6585,7 @@
                 <w:sz w:val="20"/>
                 <w:szCs w:val="20"/>
               </w:rPr>
-              <w:t xml:space="preserve">⚠️ 照片 5 張已取得,活動紀錄表已建置(見文 14「回饋活動紀錄表」);活動日期補填後即可附入計畫書</w:t>
+              <w:t xml:space="preserve">✅ 已補充:活動紀錄表(文 14)完成——114/6/1 浴衣樂舞表演 2 場(含視障按摩據點)、114/6/29 咖啡館媒體拍攝、114/7/5 泡腳池行銷影片拍攝、114/10/8 泡腳亭導覽解說;照片 5 張佐證(原檔歸檔中)</w:t>
             </w:r>
           </w:p>
         </w:tc>
@@ -8092,17 +8074,25 @@
                 <w:sz w:val="20"/>
                 <w:szCs w:val="20"/>
               </w:rPr>
-              <w:t xml:space="preserve"> → 活動照片 5 張已取得,紀錄表已建置(文 14);</w:t>
-            </w:r>
-            <w:r>
-              <w:rPr>
-                <w:rFonts w:ascii="Microsoft JhengHei" w:cs="Microsoft JhengHei" w:eastAsia="Microsoft JhengHei" w:hAnsi="Microsoft JhengHei"/>
-                <w:b/>
-                <w:bCs/>
-                <w:sz w:val="20"/>
-                <w:szCs w:val="20"/>
-              </w:rPr>
-              <w:t xml:space="preserve">待業主補填各活動日期與名稱</w:t>
+              <w:t xml:space="preserve"> → </w:t>
+            </w:r>
+            <w:r>
+              <w:rPr>
+                <w:rFonts w:ascii="Microsoft JhengHei" w:cs="Microsoft JhengHei" w:eastAsia="Microsoft JhengHei" w:hAnsi="Microsoft JhengHei"/>
+                <w:b/>
+                <w:bCs/>
+                <w:sz w:val="20"/>
+                <w:szCs w:val="20"/>
+              </w:rPr>
+              <w:t xml:space="preserve">完成</w:t>
+            </w:r>
+            <w:r>
+              <w:rPr>
+                <w:rFonts w:ascii="Microsoft JhengHei" w:cs="Microsoft JhengHei" w:eastAsia="Microsoft JhengHei" w:hAnsi="Microsoft JhengHei"/>
+                <w:sz w:val="20"/>
+                <w:szCs w:val="20"/>
+              </w:rPr>
+              <w:t xml:space="preserve">:紀錄表(文 14)含 5 場次日期與照片;照片原檔上傳雲端硬碟歸檔即結案</w:t>
             </w:r>
           </w:p>
         </w:tc>
@@ -8126,7 +8116,7 @@
                 <w:sz w:val="20"/>
                 <w:szCs w:val="20"/>
               </w:rPr>
-              <w:t xml:space="preserve">⚠️ 補日期即完成</w:t>
+              <w:t xml:space="preserve">✅ 完成</w:t>
             </w:r>
           </w:p>
         </w:tc>
